--- a/Documentation/Mini SOC Enviroment .docx
+++ b/Documentation/Mini SOC Enviroment .docx
@@ -5,17 +5,10 @@
     <w:p>
       <w:pPr>
         <w:pStyle w:val="BodyText"/>
-        <w:ind w:left="19"/>
-        <w:rPr>
-          <w:rFonts w:ascii="Times New Roman"/>
-          <w:sz w:val="20"/>
-        </w:rPr>
-      </w:pPr>
-      <w:r>
-        <w:rPr>
-          <w:rFonts w:ascii="Times New Roman"/>
+      </w:pPr>
+      <w:r>
+        <w:rPr>
           <w:noProof/>
-          <w:sz w:val="20"/>
         </w:rPr>
         <w:drawing>
           <wp:anchor distT="0" distB="0" distL="114300" distR="114300" simplePos="0" relativeHeight="487591936" behindDoc="1" locked="0" layoutInCell="1" allowOverlap="1" wp14:anchorId="496D56F1" wp14:editId="2365EA75">
@@ -8401,11 +8394,561 @@
     </w:p>
     <w:p>
       <w:pPr>
+        <w:pStyle w:val="Heading2"/>
+        <w:numPr>
+          <w:ilvl w:val="1"/>
+          <w:numId w:val="23"/>
+        </w:numPr>
+        <w:tabs>
+          <w:tab w:val="left" w:pos="952"/>
+        </w:tabs>
+        <w:ind w:left="952" w:hanging="592"/>
+        <w:rPr>
+          <w:color w:val="0E4660"/>
+        </w:rPr>
+      </w:pPr>
+      <w:r>
+        <w:rPr>
+          <w:color w:val="0E4660"/>
+          <w:w w:val="90"/>
+        </w:rPr>
+        <w:t xml:space="preserve"> </w:t>
+      </w:r>
+      <w:proofErr w:type="spellStart"/>
+      <w:r>
+        <w:rPr>
+          <w:color w:val="0E4660"/>
+          <w:w w:val="90"/>
+        </w:rPr>
+        <w:t>StaekHolders</w:t>
+      </w:r>
+      <w:proofErr w:type="spellEnd"/>
+      <w:r>
+        <w:rPr>
+          <w:color w:val="0E4660"/>
+          <w:w w:val="90"/>
+        </w:rPr>
+        <w:t xml:space="preserve"> Analysis</w:t>
+      </w:r>
+    </w:p>
+    <w:p>
+      <w:pPr>
         <w:pStyle w:val="ListParagraph"/>
-        <w:spacing w:line="280" w:lineRule="auto"/>
-        <w:rPr>
-          <w:sz w:val="28"/>
-        </w:rPr>
+      </w:pPr>
+    </w:p>
+    <w:p>
+      <w:pPr>
+        <w:pStyle w:val="Heading1"/>
+      </w:pPr>
+      <w:r>
+        <w:t xml:space="preserve">This section identifies the key stakeholders involved in the </w:t>
+      </w:r>
+      <w:proofErr w:type="spellStart"/>
+      <w:r>
+        <w:t>A_mini_SOC</w:t>
+      </w:r>
+      <w:proofErr w:type="spellEnd"/>
+      <w:r>
+        <w:t xml:space="preserve"> Project, describing their roles, levels of interest, influence, and relationship with the system.</w:t>
+      </w:r>
+    </w:p>
+    <w:p>
+      <w:pPr>
+        <w:pStyle w:val="Heading1"/>
+        <w:tabs>
+          <w:tab w:val="left" w:pos="7950"/>
+        </w:tabs>
+      </w:pPr>
+      <w:r>
+        <w:tab/>
+      </w:r>
+      <w:r>
+        <w:tab/>
+      </w:r>
+    </w:p>
+    <w:p>
+      <w:pPr>
+        <w:pStyle w:val="Heading1"/>
+      </w:pPr>
+    </w:p>
+    <w:p>
+      <w:pPr>
+        <w:pStyle w:val="Heading1"/>
+      </w:pPr>
+    </w:p>
+    <w:p>
+      <w:pPr>
+        <w:pStyle w:val="Heading1"/>
+      </w:pPr>
+    </w:p>
+    <w:p>
+      <w:pPr>
+        <w:pStyle w:val="Heading1"/>
+      </w:pPr>
+    </w:p>
+    <w:p>
+      <w:pPr>
+        <w:pStyle w:val="Heading1"/>
+      </w:pPr>
+    </w:p>
+    <w:p>
+      <w:pPr>
+        <w:pStyle w:val="Heading1"/>
+      </w:pPr>
+    </w:p>
+    <w:p>
+      <w:pPr>
+        <w:pStyle w:val="Heading1"/>
+      </w:pPr>
+    </w:p>
+    <w:p>
+      <w:pPr>
+        <w:pStyle w:val="Heading1"/>
+      </w:pPr>
+    </w:p>
+    <w:p>
+      <w:pPr>
+        <w:pStyle w:val="Heading1"/>
+      </w:pPr>
+    </w:p>
+    <w:p>
+      <w:pPr>
+        <w:pStyle w:val="Heading1"/>
+      </w:pPr>
+    </w:p>
+    <w:p>
+      <w:pPr>
+        <w:pStyle w:val="Heading1"/>
+      </w:pPr>
+    </w:p>
+    <w:tbl>
+      <w:tblPr>
+        <w:tblStyle w:val="TableGrid"/>
+        <w:tblpPr w:leftFromText="180" w:rightFromText="180" w:vertAnchor="text" w:tblpY="1"/>
+        <w:tblOverlap w:val="never"/>
+        <w:tblW w:w="0" w:type="auto"/>
+        <w:tblLook w:val="04A0" w:firstRow="1" w:lastRow="0" w:firstColumn="1" w:lastColumn="0" w:noHBand="0" w:noVBand="1"/>
+      </w:tblPr>
+      <w:tblGrid>
+        <w:gridCol w:w="1728"/>
+        <w:gridCol w:w="1728"/>
+        <w:gridCol w:w="1728"/>
+        <w:gridCol w:w="1728"/>
+        <w:gridCol w:w="1728"/>
+      </w:tblGrid>
+      <w:tr>
+        <w:tc>
+          <w:tcPr>
+            <w:tcW w:w="1728" w:type="dxa"/>
+          </w:tcPr>
+          <w:p>
+            <w:r>
+              <w:t>Stakeholder</w:t>
+            </w:r>
+          </w:p>
+        </w:tc>
+        <w:tc>
+          <w:tcPr>
+            <w:tcW w:w="1728" w:type="dxa"/>
+          </w:tcPr>
+          <w:p>
+            <w:r>
+              <w:t>Role / Responsibility</w:t>
+            </w:r>
+          </w:p>
+        </w:tc>
+        <w:tc>
+          <w:tcPr>
+            <w:tcW w:w="1728" w:type="dxa"/>
+          </w:tcPr>
+          <w:p>
+            <w:r>
+              <w:t>Interest</w:t>
+            </w:r>
+          </w:p>
+        </w:tc>
+        <w:tc>
+          <w:tcPr>
+            <w:tcW w:w="1728" w:type="dxa"/>
+          </w:tcPr>
+          <w:p>
+            <w:r>
+              <w:t>Influence</w:t>
+            </w:r>
+          </w:p>
+        </w:tc>
+        <w:tc>
+          <w:tcPr>
+            <w:tcW w:w="1728" w:type="dxa"/>
+          </w:tcPr>
+          <w:p>
+            <w:r>
+              <w:t>Description</w:t>
+            </w:r>
+          </w:p>
+        </w:tc>
+      </w:tr>
+      <w:tr>
+        <w:tc>
+          <w:tcPr>
+            <w:tcW w:w="1728" w:type="dxa"/>
+          </w:tcPr>
+          <w:p>
+            <w:r>
+              <w:t>Project Developer (Developer / Security Analyst)</w:t>
+            </w:r>
+          </w:p>
+        </w:tc>
+        <w:tc>
+          <w:tcPr>
+            <w:tcW w:w="1728" w:type="dxa"/>
+          </w:tcPr>
+          <w:p>
+            <w:r>
+              <w:t xml:space="preserve">Responsible for developing and maintaining the </w:t>
+            </w:r>
+            <w:proofErr w:type="gramStart"/>
+            <w:r>
+              <w:t>mini SOC</w:t>
+            </w:r>
+            <w:proofErr w:type="gramEnd"/>
+            <w:r>
+              <w:t xml:space="preserve"> system, configuring detection rules, and integrating APIs.</w:t>
+            </w:r>
+          </w:p>
+        </w:tc>
+        <w:tc>
+          <w:tcPr>
+            <w:tcW w:w="1728" w:type="dxa"/>
+          </w:tcPr>
+          <w:p>
+            <w:r>
+              <w:t>High</w:t>
+            </w:r>
+          </w:p>
+        </w:tc>
+        <w:tc>
+          <w:tcPr>
+            <w:tcW w:w="1728" w:type="dxa"/>
+          </w:tcPr>
+          <w:p>
+            <w:r>
+              <w:t>High</w:t>
+            </w:r>
+          </w:p>
+        </w:tc>
+        <w:tc>
+          <w:tcPr>
+            <w:tcW w:w="1728" w:type="dxa"/>
+          </w:tcPr>
+          <w:p>
+            <w:r>
+              <w:t>The person who designs, builds, and manages the system (e.g., Odo).</w:t>
+            </w:r>
+          </w:p>
+        </w:tc>
+      </w:tr>
+      <w:tr>
+        <w:tc>
+          <w:tcPr>
+            <w:tcW w:w="1728" w:type="dxa"/>
+          </w:tcPr>
+          <w:p>
+            <w:r>
+              <w:t>End Users (SOC Analysts / Security Engineers)</w:t>
+            </w:r>
+          </w:p>
+        </w:tc>
+        <w:tc>
+          <w:tcPr>
+            <w:tcW w:w="1728" w:type="dxa"/>
+          </w:tcPr>
+          <w:p>
+            <w:r>
+              <w:t>Use the system to monitor alerts, analyze incidents, and investigate threats.</w:t>
+            </w:r>
+          </w:p>
+        </w:tc>
+        <w:tc>
+          <w:tcPr>
+            <w:tcW w:w="1728" w:type="dxa"/>
+          </w:tcPr>
+          <w:p>
+            <w:r>
+              <w:t>High</w:t>
+            </w:r>
+          </w:p>
+        </w:tc>
+        <w:tc>
+          <w:tcPr>
+            <w:tcW w:w="1728" w:type="dxa"/>
+          </w:tcPr>
+          <w:p>
+            <w:r>
+              <w:t>Medium</w:t>
+            </w:r>
+          </w:p>
+        </w:tc>
+        <w:tc>
+          <w:tcPr>
+            <w:tcW w:w="1728" w:type="dxa"/>
+          </w:tcPr>
+          <w:p>
+            <w:r>
+              <w:t>Users who rely on the tool for daily security monitoring and incident response.</w:t>
+            </w:r>
+          </w:p>
+        </w:tc>
+      </w:tr>
+      <w:tr>
+        <w:tc>
+          <w:tcPr>
+            <w:tcW w:w="1728" w:type="dxa"/>
+          </w:tcPr>
+          <w:p>
+            <w:r>
+              <w:t>Organization / Company (Security Department)</w:t>
+            </w:r>
+          </w:p>
+        </w:tc>
+        <w:tc>
+          <w:tcPr>
+            <w:tcW w:w="1728" w:type="dxa"/>
+          </w:tcPr>
+          <w:p>
+            <w:r>
+              <w:t>Provides requirements, resources, and defines operational goals for the SOC environment.</w:t>
+            </w:r>
+          </w:p>
+        </w:tc>
+        <w:tc>
+          <w:tcPr>
+            <w:tcW w:w="1728" w:type="dxa"/>
+          </w:tcPr>
+          <w:p>
+            <w:r>
+              <w:t>High</w:t>
+            </w:r>
+          </w:p>
+        </w:tc>
+        <w:tc>
+          <w:tcPr>
+            <w:tcW w:w="1728" w:type="dxa"/>
+          </w:tcPr>
+          <w:p>
+            <w:r>
+              <w:t>High</w:t>
+            </w:r>
+          </w:p>
+        </w:tc>
+        <w:tc>
+          <w:tcPr>
+            <w:tcW w:w="1728" w:type="dxa"/>
+          </w:tcPr>
+          <w:p>
+            <w:r>
+              <w:t xml:space="preserve">The main beneficiary </w:t>
+            </w:r>
+            <w:proofErr w:type="gramStart"/>
+            <w:r>
+              <w:t>that</w:t>
+            </w:r>
+            <w:proofErr w:type="gramEnd"/>
+            <w:r>
+              <w:t xml:space="preserve"> </w:t>
+            </w:r>
+            <w:proofErr w:type="gramStart"/>
+            <w:r>
+              <w:t>uses the system</w:t>
+            </w:r>
+            <w:proofErr w:type="gramEnd"/>
+            <w:r>
+              <w:t xml:space="preserve"> to enhance </w:t>
+            </w:r>
+            <w:proofErr w:type="gramStart"/>
+            <w:r>
+              <w:t>its cybersecurity</w:t>
+            </w:r>
+            <w:proofErr w:type="gramEnd"/>
+            <w:r>
+              <w:t xml:space="preserve"> posture.</w:t>
+            </w:r>
+          </w:p>
+        </w:tc>
+      </w:tr>
+      <w:tr>
+        <w:tc>
+          <w:tcPr>
+            <w:tcW w:w="1728" w:type="dxa"/>
+          </w:tcPr>
+          <w:p>
+            <w:r>
+              <w:t xml:space="preserve">Threat Intelligence Platforms (APIs like </w:t>
+            </w:r>
+            <w:proofErr w:type="spellStart"/>
+            <w:r>
+              <w:t>VirusTotal</w:t>
+            </w:r>
+            <w:proofErr w:type="spellEnd"/>
+            <w:r>
+              <w:t>, Hybrid Analysis)</w:t>
+            </w:r>
+          </w:p>
+        </w:tc>
+        <w:tc>
+          <w:tcPr>
+            <w:tcW w:w="1728" w:type="dxa"/>
+          </w:tcPr>
+          <w:p>
+            <w:r>
+              <w:t>Provide external data for malware scanning and threat correlation.</w:t>
+            </w:r>
+          </w:p>
+        </w:tc>
+        <w:tc>
+          <w:tcPr>
+            <w:tcW w:w="1728" w:type="dxa"/>
+          </w:tcPr>
+          <w:p>
+            <w:r>
+              <w:t>Medium</w:t>
+            </w:r>
+          </w:p>
+        </w:tc>
+        <w:tc>
+          <w:tcPr>
+            <w:tcW w:w="1728" w:type="dxa"/>
+          </w:tcPr>
+          <w:p>
+            <w:r>
+              <w:t>Medium</w:t>
+            </w:r>
+          </w:p>
+        </w:tc>
+        <w:tc>
+          <w:tcPr>
+            <w:tcW w:w="1728" w:type="dxa"/>
+          </w:tcPr>
+          <w:p>
+            <w:r>
+              <w:t>External services that feed threat intelligence into the system.</w:t>
+            </w:r>
+          </w:p>
+        </w:tc>
+      </w:tr>
+      <w:tr>
+        <w:tc>
+          <w:tcPr>
+            <w:tcW w:w="1728" w:type="dxa"/>
+          </w:tcPr>
+          <w:p>
+            <w:r>
+              <w:t>Project Reviewers / Instructors (if academic project)</w:t>
+            </w:r>
+          </w:p>
+        </w:tc>
+        <w:tc>
+          <w:tcPr>
+            <w:tcW w:w="1728" w:type="dxa"/>
+          </w:tcPr>
+          <w:p>
+            <w:r>
+              <w:t>Evaluate the project functionality, structure, and documentation.</w:t>
+            </w:r>
+          </w:p>
+        </w:tc>
+        <w:tc>
+          <w:tcPr>
+            <w:tcW w:w="1728" w:type="dxa"/>
+          </w:tcPr>
+          <w:p>
+            <w:r>
+              <w:t>Medium</w:t>
+            </w:r>
+          </w:p>
+        </w:tc>
+        <w:tc>
+          <w:tcPr>
+            <w:tcW w:w="1728" w:type="dxa"/>
+          </w:tcPr>
+          <w:p>
+            <w:r>
+              <w:t>Low</w:t>
+            </w:r>
+          </w:p>
+        </w:tc>
+        <w:tc>
+          <w:tcPr>
+            <w:tcW w:w="1728" w:type="dxa"/>
+          </w:tcPr>
+          <w:p>
+            <w:r>
+              <w:t>Individuals assessing the project’s performance and documentation quality.</w:t>
+            </w:r>
+          </w:p>
+        </w:tc>
+      </w:tr>
+      <w:tr>
+        <w:tc>
+          <w:tcPr>
+            <w:tcW w:w="1728" w:type="dxa"/>
+          </w:tcPr>
+          <w:p>
+            <w:r>
+              <w:t>Open-Source Community / Future Contributors</w:t>
+            </w:r>
+          </w:p>
+        </w:tc>
+        <w:tc>
+          <w:tcPr>
+            <w:tcW w:w="1728" w:type="dxa"/>
+          </w:tcPr>
+          <w:p>
+            <w:r>
+              <w:t>Can enhance, fix bugs, or expand the project features.</w:t>
+            </w:r>
+          </w:p>
+        </w:tc>
+        <w:tc>
+          <w:tcPr>
+            <w:tcW w:w="1728" w:type="dxa"/>
+          </w:tcPr>
+          <w:p>
+            <w:r>
+              <w:t>Medium</w:t>
+            </w:r>
+          </w:p>
+        </w:tc>
+        <w:tc>
+          <w:tcPr>
+            <w:tcW w:w="1728" w:type="dxa"/>
+          </w:tcPr>
+          <w:p>
+            <w:r>
+              <w:t>Medium</w:t>
+            </w:r>
+          </w:p>
+        </w:tc>
+        <w:tc>
+          <w:tcPr>
+            <w:tcW w:w="1728" w:type="dxa"/>
+          </w:tcPr>
+          <w:p>
+            <w:r>
+              <w:t>Potential collaborators who can contribute to project development and improvement.</w:t>
+            </w:r>
+          </w:p>
+        </w:tc>
+      </w:tr>
+    </w:tbl>
+    <w:p>
+      <w:r>
+        <w:br w:type="textWrapping" w:clear="all"/>
+      </w:r>
+    </w:p>
+    <w:p>
+      <w:pPr>
+        <w:pStyle w:val="ListParagraph"/>
         <w:sectPr>
           <w:pgSz w:w="12240" w:h="15840"/>
           <w:pgMar w:top="1360" w:right="360" w:bottom="280" w:left="720" w:header="720" w:footer="720" w:gutter="0"/>
@@ -16798,6 +17341,100 @@
           <w:sz w:val="28"/>
         </w:rPr>
         <w:t xml:space="preserve"> stack</w:t>
+      </w:r>
+    </w:p>
+    <w:p>
+      <w:pPr>
+        <w:pStyle w:val="ListParagraph"/>
+        <w:spacing w:line="280" w:lineRule="auto"/>
+        <w:rPr>
+          <w:sz w:val="28"/>
+        </w:rPr>
+      </w:pPr>
+    </w:p>
+    <w:p>
+      <w:pPr>
+        <w:pStyle w:val="ListParagraph"/>
+        <w:spacing w:line="280" w:lineRule="auto"/>
+        <w:rPr>
+          <w:sz w:val="28"/>
+        </w:rPr>
+      </w:pPr>
+    </w:p>
+    <w:p>
+      <w:pPr>
+        <w:pStyle w:val="ListParagraph"/>
+        <w:spacing w:line="280" w:lineRule="auto"/>
+        <w:rPr>
+          <w:sz w:val="28"/>
+        </w:rPr>
+      </w:pPr>
+    </w:p>
+    <w:p>
+      <w:pPr>
+        <w:rPr>
+          <w:sz w:val="28"/>
+        </w:rPr>
+      </w:pPr>
+      <w:r>
+        <w:rPr>
+          <w:sz w:val="28"/>
+        </w:rPr>
+        <w:br w:type="page"/>
+      </w:r>
+      <w:r>
+        <w:rPr>
+          <w:noProof/>
+        </w:rPr>
+        <w:lastRenderedPageBreak/>
+        <w:drawing>
+          <wp:inline distT="0" distB="0" distL="0" distR="0" wp14:anchorId="113C95C7" wp14:editId="19BD51EF">
+            <wp:extent cx="7086600" cy="8267700"/>
+            <wp:effectExtent l="0" t="0" r="0" b="0"/>
+            <wp:docPr id="533956822" name="Picture 43"/>
+            <wp:cNvGraphicFramePr>
+              <a:graphicFrameLocks xmlns:a="http://schemas.openxmlformats.org/drawingml/2006/main" noChangeAspect="1"/>
+            </wp:cNvGraphicFramePr>
+            <a:graphic xmlns:a="http://schemas.openxmlformats.org/drawingml/2006/main">
+              <a:graphicData uri="http://schemas.openxmlformats.org/drawingml/2006/picture">
+                <pic:pic xmlns:pic="http://schemas.openxmlformats.org/drawingml/2006/picture">
+                  <pic:nvPicPr>
+                    <pic:cNvPr id="0" name="Picture 2"/>
+                    <pic:cNvPicPr>
+                      <a:picLocks noChangeAspect="1" noChangeArrowheads="1"/>
+                    </pic:cNvPicPr>
+                  </pic:nvPicPr>
+                  <pic:blipFill>
+                    <a:blip r:embed="rId11">
+                      <a:extLst>
+                        <a:ext uri="{28A0092B-C50C-407E-A947-70E740481C1C}">
+                          <a14:useLocalDpi xmlns:a14="http://schemas.microsoft.com/office/drawing/2010/main" val="0"/>
+                        </a:ext>
+                      </a:extLst>
+                    </a:blip>
+                    <a:srcRect/>
+                    <a:stretch>
+                      <a:fillRect/>
+                    </a:stretch>
+                  </pic:blipFill>
+                  <pic:spPr bwMode="auto">
+                    <a:xfrm>
+                      <a:off x="0" y="0"/>
+                      <a:ext cx="7086600" cy="8267700"/>
+                    </a:xfrm>
+                    <a:prstGeom prst="rect">
+                      <a:avLst/>
+                    </a:prstGeom>
+                    <a:noFill/>
+                    <a:ln>
+                      <a:noFill/>
+                    </a:ln>
+                  </pic:spPr>
+                </pic:pic>
+              </a:graphicData>
+            </a:graphic>
+          </wp:inline>
+        </w:drawing>
       </w:r>
     </w:p>
     <w:p>
@@ -26699,7 +27336,7 @@
           </mc:Choice>
           <mc:Fallback>
             <w:pict>
-              <v:group w14:anchorId="27E52A09" id="Group 2" o:spid="_x0000_s1026" style="position:absolute;margin-left:54pt;margin-top:13.8pt;width:504.1pt;height:1.6pt;z-index:-15728640;mso-wrap-distance-left:0;mso-wrap-distance-right:0;mso-position-horizontal-relative:page" coordsize="64020,203" o:gfxdata="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">
+              <v:group w14:anchorId="5E5B78AD" id="Group 2" o:spid="_x0000_s1026" style="position:absolute;margin-left:54pt;margin-top:13.8pt;width:504.1pt;height:1.6pt;z-index:-15728640;mso-wrap-distance-left:0;mso-wrap-distance-right:0;mso-position-horizontal-relative:page" coordsize="64020,203" o:gfxdata="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">
                 <v:shape id="Graphic 3" o:spid="_x0000_s1027" style="position:absolute;width:64008;height:196;visibility:visible;mso-wrap-style:square;v-text-anchor:top" coordsize="6400800,19685" o:gfxdata="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" path="m6400800,l,,,381,,3429,,19685r6400800,l6400800,xe" fillcolor="#9f9f9f" stroked="f">
                   <v:path arrowok="t"/>
                 </v:shape>
@@ -30223,7 +30860,7 @@
           </mc:Choice>
           <mc:Fallback>
             <w:pict>
-              <v:group w14:anchorId="547C4BE3" id="Group 9" o:spid="_x0000_s1026" style="position:absolute;margin-left:54pt;margin-top:19.25pt;width:504.1pt;height:1.65pt;z-index:-15728128;mso-wrap-distance-left:0;mso-wrap-distance-right:0;mso-position-horizontal-relative:page" coordsize="64020,209" o:gfxdata="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">
+              <v:group w14:anchorId="242319FE" id="Group 9" o:spid="_x0000_s1026" style="position:absolute;margin-left:54pt;margin-top:19.25pt;width:504.1pt;height:1.65pt;z-index:-15728128;mso-wrap-distance-left:0;mso-wrap-distance-right:0;mso-position-horizontal-relative:page" coordsize="64020,209" o:gfxdata="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">
                 <v:shape id="Graphic 10" o:spid="_x0000_s1027" style="position:absolute;width:64008;height:196;visibility:visible;mso-wrap-style:square;v-text-anchor:top" coordsize="6400800,19685" o:gfxdata="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" path="m6400800,l,,,647,,3683,,19685r6400800,l6400800,xe" fillcolor="#9f9f9f" stroked="f">
                   <v:path arrowok="t"/>
                 </v:shape>
@@ -32039,7 +32676,7 @@
           </mc:Choice>
           <mc:Fallback>
             <w:pict>
-              <v:group w14:anchorId="137D237E" id="Group 16" o:spid="_x0000_s1026" style="position:absolute;margin-left:54pt;margin-top:21.75pt;width:504.1pt;height:1.6pt;z-index:-15727616;mso-wrap-distance-left:0;mso-wrap-distance-right:0;mso-position-horizontal-relative:page" coordsize="64020,203" o:gfxdata="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">
+              <v:group w14:anchorId="3552790A" id="Group 16" o:spid="_x0000_s1026" style="position:absolute;margin-left:54pt;margin-top:21.75pt;width:504.1pt;height:1.6pt;z-index:-15727616;mso-wrap-distance-left:0;mso-wrap-distance-right:0;mso-position-horizontal-relative:page" coordsize="64020,203" o:gfxdata="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">
                 <v:shape id="Graphic 17" o:spid="_x0000_s1027" style="position:absolute;width:64008;height:203;visibility:visible;mso-wrap-style:square;v-text-anchor:top" coordsize="6400800,20320" o:gfxdata="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" path="m6400800,l,,,520,,3556,,20320r6400800,l6400800,xe" fillcolor="#9f9f9f" stroked="f">
                   <v:path arrowok="t"/>
                 </v:shape>
@@ -33686,7 +34323,7 @@
           </mc:Choice>
           <mc:Fallback>
             <w:pict>
-              <v:group w14:anchorId="326DC608" id="Group 23" o:spid="_x0000_s1026" style="position:absolute;margin-left:54pt;margin-top:21.7pt;width:504.1pt;height:1.65pt;z-index:-15727104;mso-wrap-distance-left:0;mso-wrap-distance-right:0;mso-position-horizontal-relative:page" coordsize="64020,209" o:gfxdata="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">
+              <v:group w14:anchorId="5A600647" id="Group 23" o:spid="_x0000_s1026" style="position:absolute;margin-left:54pt;margin-top:21.7pt;width:504.1pt;height:1.65pt;z-index:-15727104;mso-wrap-distance-left:0;mso-wrap-distance-right:0;mso-position-horizontal-relative:page" coordsize="64020,209" o:gfxdata="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">
                 <v:shape id="Graphic 24" o:spid="_x0000_s1027" style="position:absolute;width:64008;height:196;visibility:visible;mso-wrap-style:square;v-text-anchor:top" coordsize="6400800,19685" o:gfxdata="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" path="m6400800,l,,,1028,,4064,,19685r6400800,l6400800,xe" fillcolor="#9f9f9f" stroked="f">
                   <v:path arrowok="t"/>
                 </v:shape>
@@ -35523,7 +36160,7 @@
           </mc:Choice>
           <mc:Fallback>
             <w:pict>
-              <v:group w14:anchorId="026096FE" id="Group 30" o:spid="_x0000_s1026" style="position:absolute;margin-left:54pt;margin-top:21.85pt;width:504.1pt;height:1.65pt;z-index:-15726592;mso-wrap-distance-left:0;mso-wrap-distance-right:0;mso-position-horizontal-relative:page" coordsize="64020,209" o:gfxdata="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">
+              <v:group w14:anchorId="6726061F" id="Group 30" o:spid="_x0000_s1026" style="position:absolute;margin-left:54pt;margin-top:21.85pt;width:504.1pt;height:1.65pt;z-index:-15726592;mso-wrap-distance-left:0;mso-wrap-distance-right:0;mso-position-horizontal-relative:page" coordsize="64020,209" o:gfxdata="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">
                 <v:shape id="Graphic 31" o:spid="_x0000_s1027" style="position:absolute;width:64008;height:196;visibility:visible;mso-wrap-style:square;v-text-anchor:top" coordsize="6400800,19685" o:gfxdata="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" path="m6400800,l,,,762,,3810,,19685r6400800,l6400800,xe" fillcolor="#9f9f9f" stroked="f">
                   <v:path arrowok="t"/>
                 </v:shape>
@@ -38892,7 +39529,7 @@
           </mc:Choice>
           <mc:Fallback>
             <w:pict>
-              <v:group w14:anchorId="03B53BAE" id="Group 37" o:spid="_x0000_s1026" style="position:absolute;margin-left:54pt;margin-top:23.15pt;width:504.1pt;height:1.6pt;z-index:-15726080;mso-wrap-distance-left:0;mso-wrap-distance-right:0;mso-position-horizontal-relative:page" coordsize="64020,203" o:gfxdata="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">
+              <v:group w14:anchorId="51C9D217" id="Group 37" o:spid="_x0000_s1026" style="position:absolute;margin-left:54pt;margin-top:23.15pt;width:504.1pt;height:1.6pt;z-index:-15726080;mso-wrap-distance-left:0;mso-wrap-distance-right:0;mso-position-horizontal-relative:page" coordsize="64020,203" o:gfxdata="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">
                 <v:shape id="Graphic 38" o:spid="_x0000_s1027" style="position:absolute;width:64008;height:196;visibility:visible;mso-wrap-style:square;v-text-anchor:top" coordsize="6400800,19685" o:gfxdata="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" path="m6400800,l,,,520,,3556,,19685r6400800,l6400800,xe" fillcolor="#9f9f9f" stroked="f">
                   <v:path arrowok="t"/>
                 </v:shape>
@@ -40770,7 +41407,7 @@
           </mc:Choice>
           <mc:Fallback>
             <w:pict>
-              <v:group w14:anchorId="481CE8B6" id="Group 44" o:spid="_x0000_s1026" style="position:absolute;margin-left:54pt;margin-top:21.7pt;width:504.1pt;height:1.65pt;z-index:-15725568;mso-wrap-distance-left:0;mso-wrap-distance-right:0;mso-position-horizontal-relative:page" coordsize="64020,209" o:gfxdata="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">
+              <v:group w14:anchorId="642C0A1E" id="Group 44" o:spid="_x0000_s1026" style="position:absolute;margin-left:54pt;margin-top:21.7pt;width:504.1pt;height:1.65pt;z-index:-15725568;mso-wrap-distance-left:0;mso-wrap-distance-right:0;mso-position-horizontal-relative:page" coordsize="64020,209" o:gfxdata="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">
                 <v:shape id="Graphic 45" o:spid="_x0000_s1027" style="position:absolute;width:64008;height:196;visibility:visible;mso-wrap-style:square;v-text-anchor:top" coordsize="6400800,19685" o:gfxdata="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" path="m6400800,l,,,1016,,4064,,19685r6400800,l6400800,xe" fillcolor="#9f9f9f" stroked="f">
                   <v:path arrowok="t"/>
                 </v:shape>
@@ -40860,7 +41497,7 @@
         </w:rPr>
         <w:t xml:space="preserve"> </w:t>
       </w:r>
-      <w:hyperlink r:id="rId11" w:history="1">
+      <w:hyperlink r:id="rId12" w:history="1">
         <w:proofErr w:type="spellStart"/>
         <w:r>
           <w:rPr>
@@ -40923,7 +41560,7 @@
         </w:rPr>
         <w:t xml:space="preserve"> </w:t>
       </w:r>
-      <w:hyperlink r:id="rId12" w:history="1">
+      <w:hyperlink r:id="rId13" w:history="1">
         <w:proofErr w:type="spellStart"/>
         <w:r>
           <w:rPr>
@@ -59768,7 +60405,7 @@
       <w:lvlText w:val="%1.%2"/>
       <w:lvlJc w:val="left"/>
       <w:pPr>
-        <w:ind w:left="418" w:hanging="418"/>
+        <w:ind w:left="3928" w:hanging="418"/>
       </w:pPr>
       <w:rPr>
         <w:rFonts w:hint="default"/>
@@ -62197,7 +62834,7 @@
     <w:lsdException w:name="Table Web 2" w:semiHidden="1" w:unhideWhenUsed="1"/>
     <w:lsdException w:name="Table Web 3" w:semiHidden="1" w:unhideWhenUsed="1"/>
     <w:lsdException w:name="Balloon Text" w:semiHidden="1" w:unhideWhenUsed="1"/>
-    <w:lsdException w:name="Table Grid" w:uiPriority="39"/>
+    <w:lsdException w:name="Table Grid" w:uiPriority="59"/>
     <w:lsdException w:name="Table Theme" w:semiHidden="1" w:unhideWhenUsed="1"/>
     <w:lsdException w:name="Placeholder Text" w:semiHidden="1"/>
     <w:lsdException w:name="No Spacing" w:uiPriority="1" w:qFormat="1"/>
@@ -62447,6 +63084,7 @@
   <w:style w:type="paragraph" w:styleId="Heading2">
     <w:name w:val="heading 2"/>
     <w:basedOn w:val="Normal"/>
+    <w:link w:val="Heading2Char"/>
     <w:uiPriority w:val="9"/>
     <w:unhideWhenUsed/>
     <w:qFormat/>
@@ -62482,6 +63120,7 @@
   <w:style w:type="character" w:default="1" w:styleId="DefaultParagraphFont">
     <w:name w:val="Default Paragraph Font"/>
     <w:uiPriority w:val="1"/>
+    <w:semiHidden/>
     <w:unhideWhenUsed/>
   </w:style>
   <w:style w:type="table" w:default="1" w:styleId="TableNormal">
@@ -62675,6 +63314,42 @@
       <w:color w:val="800080" w:themeColor="followedHyperlink"/>
       <w:u w:val="single"/>
     </w:rPr>
+  </w:style>
+  <w:style w:type="character" w:customStyle="1" w:styleId="Heading2Char">
+    <w:name w:val="Heading 2 Char"/>
+    <w:basedOn w:val="DefaultParagraphFont"/>
+    <w:link w:val="Heading2"/>
+    <w:uiPriority w:val="9"/>
+    <w:rsid w:val="009A2B19"/>
+    <w:rPr>
+      <w:rFonts w:ascii="Trebuchet MS" w:eastAsia="Trebuchet MS" w:hAnsi="Trebuchet MS" w:cs="Trebuchet MS"/>
+      <w:sz w:val="40"/>
+      <w:szCs w:val="40"/>
+    </w:rPr>
+  </w:style>
+  <w:style w:type="table" w:styleId="TableGrid">
+    <w:name w:val="Table Grid"/>
+    <w:basedOn w:val="TableNormal"/>
+    <w:uiPriority w:val="59"/>
+    <w:rsid w:val="009A2B19"/>
+    <w:pPr>
+      <w:widowControl/>
+      <w:autoSpaceDE/>
+      <w:autoSpaceDN/>
+    </w:pPr>
+    <w:rPr>
+      <w:rFonts w:eastAsiaTheme="minorEastAsia"/>
+    </w:rPr>
+    <w:tblPr>
+      <w:tblBorders>
+        <w:top w:val="single" w:sz="4" w:space="0" w:color="auto"/>
+        <w:left w:val="single" w:sz="4" w:space="0" w:color="auto"/>
+        <w:bottom w:val="single" w:sz="4" w:space="0" w:color="auto"/>
+        <w:right w:val="single" w:sz="4" w:space="0" w:color="auto"/>
+        <w:insideH w:val="single" w:sz="4" w:space="0" w:color="auto"/>
+        <w:insideV w:val="single" w:sz="4" w:space="0" w:color="auto"/>
+      </w:tblBorders>
+    </w:tblPr>
   </w:style>
 </w:styles>
 </file>
